--- a/00-首页/题组Word/初赛模拟卷（老·I~IX）/真题版式/初赛模拟卷IV（非有机·答案与解析版·真题版式）.docx
+++ b/00-首页/题组Word/初赛模拟卷（老·I~IX）/真题版式/初赛模拟卷IV（非有机·答案与解析版·真题版式）.docx
@@ -2176,7 +2176,7 @@
       <w:r>
         <w:drawing>
           <wp:inline>
-            <wp:extent cx="3543300" cy="2235200"/>
+            <wp:extent cx="2520000" cy="1589677"/>
             <wp:effectExtent b="0" l="0" r="0" t="0"/>
             <wp:docPr descr="" title="" id="20" name="Picture"/>
             <a:graphic>
@@ -2197,7 +2197,7 @@
                   <pic:spPr bwMode="auto">
                     <a:xfrm>
                       <a:off x="0" y="0"/>
-                      <a:ext cx="3543300" cy="2235200"/>
+                      <a:ext cx="2520000" cy="1589677"/>
                     </a:xfrm>
                     <a:prstGeom prst="rect">
                       <a:avLst/>
@@ -2808,7 +2808,7 @@
       <w:r>
         <w:drawing>
           <wp:inline>
-            <wp:extent cx="3600000" cy="2451315"/>
+            <wp:extent cx="2520000" cy="1715921"/>
             <wp:effectExtent b="0" l="0" r="0" t="0"/>
             <wp:docPr descr="" title="" id="23" name="Picture"/>
             <a:graphic>
@@ -2829,7 +2829,7 @@
                   <pic:spPr bwMode="auto">
                     <a:xfrm>
                       <a:off x="0" y="0"/>
-                      <a:ext cx="3600000" cy="2451315"/>
+                      <a:ext cx="2520000" cy="1715921"/>
                     </a:xfrm>
                     <a:prstGeom prst="rect">
                       <a:avLst/>
@@ -10559,7 +10559,7 @@
       <w:r>
         <w:drawing>
           <wp:inline>
-            <wp:extent cx="2520000" cy="3828091"/>
+            <wp:extent cx="1564100" cy="2376000"/>
             <wp:effectExtent b="0" l="0" r="0" t="0"/>
             <wp:docPr descr="" title="" id="44" name="Picture"/>
             <a:graphic>
@@ -10580,7 +10580,7 @@
                   <pic:spPr bwMode="auto">
                     <a:xfrm>
                       <a:off x="0" y="0"/>
-                      <a:ext cx="2520000" cy="3828091"/>
+                      <a:ext cx="1564100" cy="2376000"/>
                     </a:xfrm>
                     <a:prstGeom prst="rect">
                       <a:avLst/>
@@ -10756,7 +10756,7 @@
       <w:r>
         <w:drawing>
           <wp:inline>
-            <wp:extent cx="3600000" cy="1622535"/>
+            <wp:extent cx="2520000" cy="1135774"/>
             <wp:effectExtent b="0" l="0" r="0" t="0"/>
             <wp:docPr descr="" title="" id="47" name="Picture"/>
             <a:graphic>
@@ -10777,7 +10777,7 @@
                   <pic:spPr bwMode="auto">
                     <a:xfrm>
                       <a:off x="0" y="0"/>
-                      <a:ext cx="3600000" cy="1622535"/>
+                      <a:ext cx="2520000" cy="1135774"/>
                     </a:xfrm>
                     <a:prstGeom prst="rect">
                       <a:avLst/>
@@ -11501,7 +11501,7 @@
       <w:r>
         <w:drawing>
           <wp:inline>
-            <wp:extent cx="3240000" cy="3805890"/>
+            <wp:extent cx="1716244" cy="2015999"/>
             <wp:effectExtent b="0" l="0" r="0" t="0"/>
             <wp:docPr descr="" title="" id="50" name="Picture"/>
             <a:graphic>
@@ -11522,7 +11522,7 @@
                   <pic:spPr bwMode="auto">
                     <a:xfrm>
                       <a:off x="0" y="0"/>
-                      <a:ext cx="3240000" cy="3805890"/>
+                      <a:ext cx="1716244" cy="2015999"/>
                     </a:xfrm>
                     <a:prstGeom prst="rect">
                       <a:avLst/>
@@ -13113,7 +13113,7 @@
       <w:r>
         <w:drawing>
           <wp:inline>
-            <wp:extent cx="2520000" cy="4601365"/>
+            <wp:extent cx="1301248" cy="2376000"/>
             <wp:effectExtent b="0" l="0" r="0" t="0"/>
             <wp:docPr descr="" title="" id="55" name="Picture"/>
             <a:graphic>
@@ -13134,7 +13134,7 @@
                   <pic:spPr bwMode="auto">
                     <a:xfrm>
                       <a:off x="0" y="0"/>
-                      <a:ext cx="2520000" cy="4601365"/>
+                      <a:ext cx="1301248" cy="2376000"/>
                     </a:xfrm>
                     <a:prstGeom prst="rect">
                       <a:avLst/>
@@ -14278,7 +14278,7 @@
       <w:r>
         <w:drawing>
           <wp:inline>
-            <wp:extent cx="3600000" cy="1309947"/>
+            <wp:extent cx="2520000" cy="916963"/>
             <wp:effectExtent b="0" l="0" r="0" t="0"/>
             <wp:docPr descr="" title="" id="58" name="Picture"/>
             <a:graphic>
@@ -14299,7 +14299,7 @@
                   <pic:spPr bwMode="auto">
                     <a:xfrm>
                       <a:off x="0" y="0"/>
-                      <a:ext cx="3600000" cy="1309947"/>
+                      <a:ext cx="2520000" cy="916963"/>
                     </a:xfrm>
                     <a:prstGeom prst="rect">
                       <a:avLst/>
@@ -14683,7 +14683,7 @@
       <w:r>
         <w:drawing>
           <wp:inline>
-            <wp:extent cx="3600000" cy="1182644"/>
+            <wp:extent cx="2520000" cy="827851"/>
             <wp:effectExtent b="0" l="0" r="0" t="0"/>
             <wp:docPr descr="" title="" id="61" name="Picture"/>
             <a:graphic>
@@ -14704,7 +14704,7 @@
                   <pic:spPr bwMode="auto">
                     <a:xfrm>
                       <a:off x="0" y="0"/>
-                      <a:ext cx="3600000" cy="1182644"/>
+                      <a:ext cx="2520000" cy="827851"/>
                     </a:xfrm>
                     <a:prstGeom prst="rect">
                       <a:avLst/>
@@ -15145,7 +15145,7 @@
       <w:r>
         <w:drawing>
           <wp:inline>
-            <wp:extent cx="2520000" cy="4587254"/>
+            <wp:extent cx="1305251" cy="2376000"/>
             <wp:effectExtent b="0" l="0" r="0" t="0"/>
             <wp:docPr descr="" title="" id="64" name="Picture"/>
             <a:graphic>
@@ -15166,7 +15166,7 @@
                   <pic:spPr bwMode="auto">
                     <a:xfrm>
                       <a:off x="0" y="0"/>
-                      <a:ext cx="2520000" cy="4587254"/>
+                      <a:ext cx="1305251" cy="2376000"/>
                     </a:xfrm>
                     <a:prstGeom prst="rect">
                       <a:avLst/>
@@ -16467,7 +16467,7 @@
       <w:r>
         <w:drawing>
           <wp:inline>
-            <wp:extent cx="3240000" cy="2514375"/>
+            <wp:extent cx="2015999" cy="1564499"/>
             <wp:effectExtent b="0" l="0" r="0" t="0"/>
             <wp:docPr descr="" title="" id="69" name="Picture"/>
             <a:graphic>
@@ -16488,7 +16488,7 @@
                   <pic:spPr bwMode="auto">
                     <a:xfrm>
                       <a:off x="0" y="0"/>
-                      <a:ext cx="3240000" cy="2514375"/>
+                      <a:ext cx="2015999" cy="1564499"/>
                     </a:xfrm>
                     <a:prstGeom prst="rect">
                       <a:avLst/>
@@ -16529,7 +16529,7 @@
       <w:r>
         <w:drawing>
           <wp:inline>
-            <wp:extent cx="3600000" cy="2441823"/>
+            <wp:extent cx="2520000" cy="1709276"/>
             <wp:effectExtent b="0" l="0" r="0" t="0"/>
             <wp:docPr descr="" title="" id="72" name="Picture"/>
             <a:graphic>
@@ -16550,7 +16550,7 @@
                   <pic:spPr bwMode="auto">
                     <a:xfrm>
                       <a:off x="0" y="0"/>
-                      <a:ext cx="3600000" cy="2441823"/>
+                      <a:ext cx="2520000" cy="1709276"/>
                     </a:xfrm>
                     <a:prstGeom prst="rect">
                       <a:avLst/>
@@ -16764,7 +16764,7 @@
       <w:r>
         <w:drawing>
           <wp:inline>
-            <wp:extent cx="3600000" cy="2358260"/>
+            <wp:extent cx="2520000" cy="1650782"/>
             <wp:effectExtent b="0" l="0" r="0" t="0"/>
             <wp:docPr descr="" title="" id="75" name="Picture"/>
             <a:graphic>
@@ -16785,7 +16785,7 @@
                   <pic:spPr bwMode="auto">
                     <a:xfrm>
                       <a:off x="0" y="0"/>
-                      <a:ext cx="3600000" cy="2358260"/>
+                      <a:ext cx="2520000" cy="1650782"/>
                     </a:xfrm>
                     <a:prstGeom prst="rect">
                       <a:avLst/>
@@ -17993,7 +17993,7 @@
       <w:r>
         <w:drawing>
           <wp:inline>
-            <wp:extent cx="3600000" cy="841824"/>
+            <wp:extent cx="2520000" cy="589277"/>
             <wp:effectExtent b="0" l="0" r="0" t="0"/>
             <wp:docPr descr="" title="" id="83" name="Picture"/>
             <a:graphic>
@@ -18014,7 +18014,7 @@
                   <pic:spPr bwMode="auto">
                     <a:xfrm>
                       <a:off x="0" y="0"/>
-                      <a:ext cx="3600000" cy="841824"/>
+                      <a:ext cx="2520000" cy="589277"/>
                     </a:xfrm>
                     <a:prstGeom prst="rect">
                       <a:avLst/>
@@ -18272,7 +18272,7 @@
       <w:r>
         <w:drawing>
           <wp:inline>
-            <wp:extent cx="3240000" cy="4152676"/>
+            <wp:extent cx="1572923" cy="2015999"/>
             <wp:effectExtent b="0" l="0" r="0" t="0"/>
             <wp:docPr descr="" title="" id="88" name="Picture"/>
             <a:graphic>
@@ -18293,7 +18293,7 @@
                   <pic:spPr bwMode="auto">
                     <a:xfrm>
                       <a:off x="0" y="0"/>
-                      <a:ext cx="3240000" cy="4152676"/>
+                      <a:ext cx="1572923" cy="2015999"/>
                     </a:xfrm>
                     <a:prstGeom prst="rect">
                       <a:avLst/>
@@ -21462,7 +21462,7 @@
       <w:r>
         <w:drawing>
           <wp:inline>
-            <wp:extent cx="2832100" cy="1028700"/>
+            <wp:extent cx="2520000" cy="915336"/>
             <wp:effectExtent b="0" l="0" r="0" t="0"/>
             <wp:docPr descr="" title="" id="94" name="Picture"/>
             <a:graphic>
@@ -21483,7 +21483,7 @@
                   <pic:spPr bwMode="auto">
                     <a:xfrm>
                       <a:off x="0" y="0"/>
-                      <a:ext cx="2832100" cy="1028700"/>
+                      <a:ext cx="2520000" cy="915336"/>
                     </a:xfrm>
                     <a:prstGeom prst="rect">
                       <a:avLst/>
@@ -21589,7 +21589,7 @@
       <w:r>
         <w:drawing>
           <wp:inline>
-            <wp:extent cx="3556000" cy="1308100"/>
+            <wp:extent cx="2520000" cy="927000"/>
             <wp:effectExtent b="0" l="0" r="0" t="0"/>
             <wp:docPr descr="" title="" id="97" name="Picture"/>
             <a:graphic>
@@ -21610,7 +21610,7 @@
                   <pic:spPr bwMode="auto">
                     <a:xfrm>
                       <a:off x="0" y="0"/>
-                      <a:ext cx="3556000" cy="1308100"/>
+                      <a:ext cx="2520000" cy="927000"/>
                     </a:xfrm>
                     <a:prstGeom prst="rect">
                       <a:avLst/>
@@ -21766,7 +21766,7 @@
       <w:r>
         <w:drawing>
           <wp:inline>
-            <wp:extent cx="3600000" cy="2392258"/>
+            <wp:extent cx="2520000" cy="1674580"/>
             <wp:effectExtent b="0" l="0" r="0" t="0"/>
             <wp:docPr descr="" title="" id="102" name="Picture"/>
             <a:graphic>
@@ -21787,7 +21787,7 @@
                   <pic:spPr bwMode="auto">
                     <a:xfrm>
                       <a:off x="0" y="0"/>
-                      <a:ext cx="3600000" cy="2392258"/>
+                      <a:ext cx="2520000" cy="1674580"/>
                     </a:xfrm>
                     <a:prstGeom prst="rect">
                       <a:avLst/>
